--- a/BRISAS/Convocatoria a asamblea.docx
+++ b/BRISAS/Convocatoria a asamblea.docx
@@ -123,25 +123,25 @@
         <w:rPr>
           <w:w w:val="80"/>
         </w:rPr>
-        <w:t xml:space="preserve">Adrogué </w:t>
-      </w:r>
-      <w:r>
-        <w:rPr>
-          <w:w w:val="80"/>
-        </w:rPr>
-        <w:t>25</w:t>
-      </w:r>
-      <w:r>
-        <w:rPr>
-          <w:w w:val="80"/>
-        </w:rPr>
-        <w:t xml:space="preserve"> de </w:t>
-      </w:r>
-      <w:r>
-        <w:rPr>
-          <w:w w:val="80"/>
-        </w:rPr>
-        <w:t>marzo</w:t>
+        <w:t xml:space="preserve">     Adrogué </w:t>
+      </w:r>
+      <w:r>
+        <w:rPr>
+          <w:w w:val="80"/>
+        </w:rPr>
+        <w:t>2</w:t>
+      </w:r>
+      <w:r>
+        <w:rPr>
+          <w:w w:val="80"/>
+        </w:rPr>
+        <w:t>9 de juni</w:t>
+      </w:r>
+      <w:r>
+        <w:rPr>
+          <w:w w:val="80"/>
+        </w:rPr>
+        <w:t>o</w:t>
       </w:r>
       <w:r>
         <w:rPr>
@@ -388,7 +388,7 @@
           <w:w w:val="80"/>
           <w:sz w:val="20"/>
         </w:rPr>
-        <w:t>Abril</w:t>
+        <w:t>Julio</w:t>
       </w:r>
       <w:r>
         <w:rPr>
@@ -489,102 +489,6 @@
       <w:pPr>
         <w:spacing w:before="216"/>
         <w:ind w:left="3735"/>
-        <w:rPr>
-          <w:rFonts w:ascii="Cambria" w:hAnsi="Cambria"/>
-          <w:b/>
-          <w:i/>
-          <w:sz w:val="28"/>
-        </w:rPr>
-      </w:pPr>
-      <w:r>
-        <w:rPr>
-          <w:rFonts w:ascii="Cambria" w:hAnsi="Cambria"/>
-          <w:b/>
-          <w:i/>
-          <w:w w:val="85"/>
-          <w:sz w:val="28"/>
-          <w:u w:val="single"/>
-        </w:rPr>
-        <w:t>El</w:t>
-      </w:r>
-      <w:r>
-        <w:rPr>
-          <w:rFonts w:ascii="Cambria" w:hAnsi="Cambria"/>
-          <w:b/>
-          <w:i/>
-          <w:spacing w:val="-8"/>
-          <w:sz w:val="28"/>
-          <w:u w:val="single"/>
-        </w:rPr>
-        <w:t xml:space="preserve"> </w:t>
-      </w:r>
-      <w:r>
-        <w:rPr>
-          <w:rFonts w:ascii="Cambria" w:hAnsi="Cambria"/>
-          <w:b/>
-          <w:i/>
-          <w:w w:val="85"/>
-          <w:sz w:val="28"/>
-          <w:u w:val="single"/>
-        </w:rPr>
-        <w:t>temario</w:t>
-      </w:r>
-      <w:r>
-        <w:rPr>
-          <w:rFonts w:ascii="Cambria" w:hAnsi="Cambria"/>
-          <w:b/>
-          <w:i/>
-          <w:spacing w:val="-7"/>
-          <w:sz w:val="28"/>
-          <w:u w:val="single"/>
-        </w:rPr>
-        <w:t xml:space="preserve"> </w:t>
-      </w:r>
-      <w:r>
-        <w:rPr>
-          <w:rFonts w:ascii="Cambria" w:hAnsi="Cambria"/>
-          <w:b/>
-          <w:i/>
-          <w:w w:val="85"/>
-          <w:sz w:val="28"/>
-          <w:u w:val="single"/>
-        </w:rPr>
-        <w:t>será</w:t>
-      </w:r>
-      <w:r>
-        <w:rPr>
-          <w:rFonts w:ascii="Cambria" w:hAnsi="Cambria"/>
-          <w:b/>
-          <w:i/>
-          <w:spacing w:val="-8"/>
-          <w:sz w:val="28"/>
-          <w:u w:val="single"/>
-        </w:rPr>
-        <w:t xml:space="preserve"> </w:t>
-      </w:r>
-      <w:r>
-        <w:rPr>
-          <w:rFonts w:ascii="Cambria" w:hAnsi="Cambria"/>
-          <w:b/>
-          <w:i/>
-          <w:w w:val="85"/>
-          <w:sz w:val="28"/>
-          <w:u w:val="single"/>
-        </w:rPr>
-        <w:t>el</w:t>
-      </w:r>
-      <w:r>
-        <w:rPr>
-          <w:rFonts w:ascii="Cambria" w:hAnsi="Cambria"/>
-          <w:b/>
-          <w:i/>
-          <w:spacing w:val="-7"/>
-          <w:sz w:val="28"/>
-          <w:u w:val="single"/>
-        </w:rPr>
-        <w:t xml:space="preserve"> </w:t>
-      </w:r>
-      <w:r>
         <w:rPr>
           <w:rFonts w:ascii="Cambria" w:hAnsi="Cambria"/>
           <w:b/>
@@ -594,8 +498,119 @@
           <w:sz w:val="28"/>
           <w:u w:val="single"/>
         </w:rPr>
+      </w:pPr>
+      <w:r>
+        <w:rPr>
+          <w:rFonts w:ascii="Cambria" w:hAnsi="Cambria"/>
+          <w:b/>
+          <w:i/>
+          <w:w w:val="85"/>
+          <w:sz w:val="28"/>
+          <w:u w:val="single"/>
+        </w:rPr>
+        <w:t>El</w:t>
+      </w:r>
+      <w:r>
+        <w:rPr>
+          <w:rFonts w:ascii="Cambria" w:hAnsi="Cambria"/>
+          <w:b/>
+          <w:i/>
+          <w:spacing w:val="-8"/>
+          <w:sz w:val="28"/>
+          <w:u w:val="single"/>
+        </w:rPr>
+        <w:t xml:space="preserve"> </w:t>
+      </w:r>
+      <w:r>
+        <w:rPr>
+          <w:rFonts w:ascii="Cambria" w:hAnsi="Cambria"/>
+          <w:b/>
+          <w:i/>
+          <w:w w:val="85"/>
+          <w:sz w:val="28"/>
+          <w:u w:val="single"/>
+        </w:rPr>
+        <w:t>temario</w:t>
+      </w:r>
+      <w:r>
+        <w:rPr>
+          <w:rFonts w:ascii="Cambria" w:hAnsi="Cambria"/>
+          <w:b/>
+          <w:i/>
+          <w:spacing w:val="-7"/>
+          <w:sz w:val="28"/>
+          <w:u w:val="single"/>
+        </w:rPr>
+        <w:t xml:space="preserve"> </w:t>
+      </w:r>
+      <w:r>
+        <w:rPr>
+          <w:rFonts w:ascii="Cambria" w:hAnsi="Cambria"/>
+          <w:b/>
+          <w:i/>
+          <w:w w:val="85"/>
+          <w:sz w:val="28"/>
+          <w:u w:val="single"/>
+        </w:rPr>
+        <w:t>será</w:t>
+      </w:r>
+      <w:r>
+        <w:rPr>
+          <w:rFonts w:ascii="Cambria" w:hAnsi="Cambria"/>
+          <w:b/>
+          <w:i/>
+          <w:spacing w:val="-8"/>
+          <w:sz w:val="28"/>
+          <w:u w:val="single"/>
+        </w:rPr>
+        <w:t xml:space="preserve"> </w:t>
+      </w:r>
+      <w:r>
+        <w:rPr>
+          <w:rFonts w:ascii="Cambria" w:hAnsi="Cambria"/>
+          <w:b/>
+          <w:i/>
+          <w:w w:val="85"/>
+          <w:sz w:val="28"/>
+          <w:u w:val="single"/>
+        </w:rPr>
+        <w:t>el</w:t>
+      </w:r>
+      <w:r>
+        <w:rPr>
+          <w:rFonts w:ascii="Cambria" w:hAnsi="Cambria"/>
+          <w:b/>
+          <w:i/>
+          <w:spacing w:val="-7"/>
+          <w:sz w:val="28"/>
+          <w:u w:val="single"/>
+        </w:rPr>
+        <w:t xml:space="preserve"> </w:t>
+      </w:r>
+      <w:r>
+        <w:rPr>
+          <w:rFonts w:ascii="Cambria" w:hAnsi="Cambria"/>
+          <w:b/>
+          <w:i/>
+          <w:spacing w:val="-2"/>
+          <w:w w:val="85"/>
+          <w:sz w:val="28"/>
+          <w:u w:val="single"/>
+        </w:rPr>
         <w:t>siguiente:</w:t>
       </w:r>
+    </w:p>
+    <w:p>
+      <w:pPr>
+        <w:spacing w:before="216"/>
+        <w:ind w:left="3735"/>
+        <w:rPr>
+          <w:rFonts w:ascii="Cambria" w:hAnsi="Cambria"/>
+          <w:b/>
+          <w:i/>
+          <w:sz w:val="28"/>
+        </w:rPr>
+      </w:pPr>
     </w:p>
     <w:p>
       <w:pPr>
@@ -604,23 +619,22 @@
           <w:ilvl w:val="0"/>
           <w:numId w:val="3"/>
         </w:numPr>
-        <w:rPr>
-          <w:rFonts w:asciiTheme="majorHAnsi" w:hAnsiTheme="majorHAnsi"/>
+        <w:spacing w:before="47"/>
+        <w:rPr>
           <w:b/>
           <w:bCs/>
-          <w:i/>
-          <w:iCs/>
-        </w:rPr>
-      </w:pPr>
-      <w:r>
-        <w:rPr>
-          <w:rFonts w:asciiTheme="majorHAnsi" w:hAnsiTheme="majorHAnsi"/>
+          <w:w w:val="80"/>
+          <w:lang w:val="es-AR"/>
+        </w:rPr>
+      </w:pPr>
+      <w:r>
+        <w:rPr>
           <w:b/>
           <w:bCs/>
-          <w:i/>
-          <w:iCs/>
-        </w:rPr>
-        <w:t>Edesur</w:t>
+          <w:w w:val="80"/>
+          <w:lang w:val="es-AR"/>
+        </w:rPr>
+        <w:t>Constitución legal de la asamblea.</w:t>
       </w:r>
     </w:p>
     <w:p>
@@ -630,125 +644,22 @@
           <w:ilvl w:val="0"/>
           <w:numId w:val="3"/>
         </w:numPr>
-        <w:rPr>
-          <w:rFonts w:asciiTheme="majorHAnsi" w:hAnsiTheme="majorHAnsi"/>
+        <w:spacing w:before="47"/>
+        <w:rPr>
           <w:b/>
           <w:bCs/>
-          <w:i/>
-          <w:iCs/>
-        </w:rPr>
-      </w:pPr>
-      <w:r>
-        <w:rPr>
-          <w:rFonts w:asciiTheme="majorHAnsi" w:hAnsiTheme="majorHAnsi"/>
+          <w:w w:val="80"/>
+          <w:lang w:val="es-AR"/>
+        </w:rPr>
+      </w:pPr>
+      <w:r>
+        <w:rPr>
           <w:b/>
           <w:bCs/>
-          <w:i/>
-          <w:iCs/>
-        </w:rPr>
-        <w:t xml:space="preserve">Pozos de agua / </w:t>
-      </w:r>
-      <w:proofErr w:type="spellStart"/>
-      <w:r>
-        <w:rPr>
-          <w:rFonts w:asciiTheme="majorHAnsi" w:hAnsiTheme="majorHAnsi"/>
-          <w:b/>
-          <w:bCs/>
-          <w:i/>
-          <w:iCs/>
-        </w:rPr>
-        <w:t>Acumar</w:t>
-      </w:r>
-      <w:proofErr w:type="spellEnd"/>
-      <w:r>
-        <w:rPr>
-          <w:rFonts w:asciiTheme="majorHAnsi" w:hAnsiTheme="majorHAnsi"/>
-          <w:b/>
-          <w:bCs/>
-          <w:i/>
-          <w:iCs/>
-        </w:rPr>
-        <w:t xml:space="preserve"> / Red de agua</w:t>
-      </w:r>
-      <w:r>
-        <w:rPr>
-          <w:rFonts w:asciiTheme="majorHAnsi" w:hAnsiTheme="majorHAnsi"/>
-          <w:b/>
-          <w:bCs/>
-          <w:i/>
-          <w:iCs/>
-        </w:rPr>
-        <w:t xml:space="preserve"> – (</w:t>
-      </w:r>
-      <w:r>
-        <w:rPr>
-          <w:rFonts w:asciiTheme="majorHAnsi" w:hAnsiTheme="majorHAnsi"/>
-          <w:b/>
-          <w:bCs/>
-          <w:i/>
-          <w:iCs/>
-        </w:rPr>
-        <w:t>G</w:t>
-      </w:r>
-      <w:r>
-        <w:rPr>
-          <w:rFonts w:asciiTheme="majorHAnsi" w:hAnsiTheme="majorHAnsi"/>
-          <w:b/>
-          <w:bCs/>
-          <w:i/>
-          <w:iCs/>
-        </w:rPr>
-        <w:t>alpón</w:t>
-      </w:r>
-      <w:r>
-        <w:rPr>
-          <w:rFonts w:asciiTheme="majorHAnsi" w:hAnsiTheme="majorHAnsi"/>
-          <w:b/>
-          <w:bCs/>
-          <w:i/>
-          <w:iCs/>
-        </w:rPr>
-        <w:t xml:space="preserve"> y </w:t>
-      </w:r>
-      <w:r>
-        <w:rPr>
-          <w:rFonts w:asciiTheme="majorHAnsi" w:hAnsiTheme="majorHAnsi"/>
-          <w:b/>
-          <w:bCs/>
-          <w:i/>
-          <w:iCs/>
-        </w:rPr>
-        <w:t>depósito</w:t>
-      </w:r>
-      <w:r>
-        <w:rPr>
-          <w:rFonts w:asciiTheme="majorHAnsi" w:hAnsiTheme="majorHAnsi"/>
-          <w:b/>
-          <w:bCs/>
-          <w:i/>
-          <w:iCs/>
-        </w:rPr>
-        <w:t>s</w:t>
-      </w:r>
-      <w:r>
-        <w:rPr>
-          <w:rFonts w:asciiTheme="majorHAnsi" w:hAnsiTheme="majorHAnsi"/>
-          <w:b/>
-          <w:bCs/>
-          <w:i/>
-          <w:iCs/>
-        </w:rPr>
-        <w:t xml:space="preserve"> de residuos peligrosos)</w:t>
-      </w:r>
-      <w:r>
-        <w:rPr>
-          <w:rFonts w:asciiTheme="majorHAnsi" w:hAnsiTheme="majorHAnsi"/>
-          <w:b/>
-          <w:bCs/>
-          <w:i/>
-          <w:iCs/>
-        </w:rPr>
-        <w:t xml:space="preserve"> </w:t>
+          <w:w w:val="80"/>
+          <w:lang w:val="es-AR"/>
+        </w:rPr>
+        <w:t>Elección de autoridades.</w:t>
       </w:r>
     </w:p>
     <w:p>
@@ -758,53 +669,22 @@
           <w:ilvl w:val="0"/>
           <w:numId w:val="3"/>
         </w:numPr>
-        <w:rPr>
-          <w:rFonts w:asciiTheme="majorHAnsi" w:hAnsiTheme="majorHAnsi"/>
+        <w:spacing w:before="47"/>
+        <w:rPr>
           <w:b/>
           <w:bCs/>
-          <w:i/>
-          <w:iCs/>
-        </w:rPr>
-      </w:pPr>
-      <w:r>
-        <w:rPr>
-          <w:rFonts w:asciiTheme="majorHAnsi" w:hAnsiTheme="majorHAnsi"/>
+          <w:w w:val="80"/>
+          <w:lang w:val="es-AR"/>
+        </w:rPr>
+      </w:pPr>
+      <w:r>
+        <w:rPr>
           <w:b/>
           <w:bCs/>
-          <w:i/>
-          <w:iCs/>
-        </w:rPr>
-        <w:t xml:space="preserve">Muro Etapa 2 </w:t>
-      </w:r>
-      <w:r>
-        <w:rPr>
-          <w:rFonts w:asciiTheme="majorHAnsi" w:hAnsiTheme="majorHAnsi"/>
-          <w:b/>
-          <w:bCs/>
-          <w:i/>
-          <w:iCs/>
-        </w:rPr>
-        <w:t xml:space="preserve">(33 </w:t>
-      </w:r>
-      <w:r>
-        <w:rPr>
-          <w:rFonts w:asciiTheme="majorHAnsi" w:hAnsiTheme="majorHAnsi"/>
-          <w:b/>
-          <w:bCs/>
-          <w:i/>
-          <w:iCs/>
-        </w:rPr>
-        <w:t xml:space="preserve">Metros restantes) – Presupuestos </w:t>
-      </w:r>
-      <w:r>
-        <w:rPr>
-          <w:rFonts w:asciiTheme="majorHAnsi" w:hAnsiTheme="majorHAnsi"/>
-          <w:b/>
-          <w:bCs/>
-          <w:i/>
-          <w:iCs/>
-        </w:rPr>
-        <w:t>a aprobar</w:t>
+          <w:w w:val="80"/>
+          <w:lang w:val="es-AR"/>
+        </w:rPr>
+        <w:t>Renovación de mandato</w:t>
       </w:r>
     </w:p>
     <w:p>
@@ -814,23 +694,22 @@
           <w:ilvl w:val="0"/>
           <w:numId w:val="3"/>
         </w:numPr>
-        <w:rPr>
-          <w:rFonts w:asciiTheme="majorHAnsi" w:hAnsiTheme="majorHAnsi"/>
+        <w:spacing w:before="47"/>
+        <w:rPr>
           <w:b/>
           <w:bCs/>
-          <w:i/>
-          <w:iCs/>
-        </w:rPr>
-      </w:pPr>
-      <w:r>
-        <w:rPr>
-          <w:rFonts w:asciiTheme="majorHAnsi" w:hAnsiTheme="majorHAnsi"/>
+          <w:w w:val="80"/>
+          <w:lang w:val="es-AR"/>
+        </w:rPr>
+      </w:pPr>
+      <w:r>
+        <w:rPr>
           <w:b/>
           <w:bCs/>
-          <w:i/>
-          <w:iCs/>
-        </w:rPr>
-        <w:t>Evaluación del servicio de seguridad</w:t>
+          <w:w w:val="80"/>
+          <w:lang w:val="es-AR"/>
+        </w:rPr>
+        <w:t>Presentación de presupuesto para modificación de rejas tirapiedras del limite del zanjón de desagüe de la calle Bradley</w:t>
       </w:r>
     </w:p>
     <w:p>
@@ -840,23 +719,22 @@
           <w:ilvl w:val="0"/>
           <w:numId w:val="3"/>
         </w:numPr>
-        <w:rPr>
-          <w:rFonts w:asciiTheme="majorHAnsi" w:hAnsiTheme="majorHAnsi"/>
+        <w:spacing w:before="47"/>
+        <w:rPr>
           <w:b/>
           <w:bCs/>
-          <w:i/>
-          <w:iCs/>
-        </w:rPr>
-      </w:pPr>
-      <w:r>
-        <w:rPr>
-          <w:rFonts w:asciiTheme="majorHAnsi" w:hAnsiTheme="majorHAnsi"/>
+          <w:w w:val="80"/>
+          <w:lang w:val="es-AR"/>
+        </w:rPr>
+      </w:pPr>
+      <w:r>
+        <w:rPr>
           <w:b/>
           <w:bCs/>
-          <w:i/>
-          <w:iCs/>
-        </w:rPr>
-        <w:t>Bacheo y realización de hormigón (Presupuestos a aprobar)</w:t>
+          <w:w w:val="80"/>
+          <w:lang w:val="es-AR"/>
+        </w:rPr>
+        <w:t>Evaluación empresa de seguridad</w:t>
       </w:r>
     </w:p>
     <w:p>
@@ -866,53 +744,22 @@
           <w:ilvl w:val="0"/>
           <w:numId w:val="3"/>
         </w:numPr>
-        <w:rPr>
-          <w:rFonts w:asciiTheme="majorHAnsi" w:hAnsiTheme="majorHAnsi"/>
+        <w:spacing w:before="47"/>
+        <w:rPr>
           <w:b/>
           <w:bCs/>
-          <w:i/>
-          <w:iCs/>
-        </w:rPr>
-      </w:pPr>
-      <w:r>
-        <w:rPr>
-          <w:rFonts w:asciiTheme="majorHAnsi" w:hAnsiTheme="majorHAnsi"/>
+          <w:w w:val="80"/>
+          <w:lang w:val="es-AR"/>
+        </w:rPr>
+      </w:pPr>
+      <w:r>
+        <w:rPr>
           <w:b/>
           <w:bCs/>
-          <w:i/>
-          <w:iCs/>
-        </w:rPr>
-        <w:t xml:space="preserve">Gimnasio </w:t>
-      </w:r>
-      <w:r>
-        <w:rPr>
-          <w:rFonts w:asciiTheme="majorHAnsi" w:hAnsiTheme="majorHAnsi"/>
-          <w:b/>
-          <w:bCs/>
-          <w:i/>
-          <w:iCs/>
-        </w:rPr>
-        <w:t>(Ampliación y c</w:t>
-      </w:r>
-      <w:r>
-        <w:rPr>
-          <w:rFonts w:asciiTheme="majorHAnsi" w:hAnsiTheme="majorHAnsi"/>
-          <w:b/>
-          <w:bCs/>
-          <w:i/>
-          <w:iCs/>
-        </w:rPr>
-        <w:t>harla informativa</w:t>
-      </w:r>
-      <w:r>
-        <w:rPr>
-          <w:rFonts w:asciiTheme="majorHAnsi" w:hAnsiTheme="majorHAnsi"/>
-          <w:b/>
-          <w:bCs/>
-          <w:i/>
-          <w:iCs/>
-        </w:rPr>
-        <w:t>)</w:t>
+          <w:w w:val="80"/>
+          <w:lang w:val="es-AR"/>
+        </w:rPr>
+        <w:t>Construcción del pañol – Presentación del proyecto</w:t>
       </w:r>
     </w:p>
     <w:p>
@@ -922,128 +769,80 @@
           <w:ilvl w:val="0"/>
           <w:numId w:val="3"/>
         </w:numPr>
-        <w:rPr>
-          <w:rFonts w:asciiTheme="majorHAnsi" w:hAnsiTheme="majorHAnsi"/>
+        <w:spacing w:before="47"/>
+        <w:rPr>
           <w:b/>
           <w:bCs/>
-          <w:i/>
-          <w:iCs/>
-        </w:rPr>
-      </w:pPr>
-      <w:r>
-        <w:rPr>
-          <w:rFonts w:asciiTheme="majorHAnsi" w:hAnsiTheme="majorHAnsi"/>
+          <w:w w:val="80"/>
+          <w:lang w:val="es-AR"/>
+        </w:rPr>
+      </w:pPr>
+      <w:r>
+        <w:rPr>
           <w:b/>
           <w:bCs/>
-          <w:i/>
-          <w:iCs/>
-        </w:rPr>
-        <w:t>Espacio Plaza</w:t>
+          <w:w w:val="80"/>
+          <w:lang w:val="es-AR"/>
+        </w:rPr>
+        <w:t>C</w:t>
+      </w:r>
+      <w:r>
+        <w:rPr>
+          <w:b/>
+          <w:bCs/>
+          <w:w w:val="80"/>
+          <w:lang w:val="es-AR"/>
+        </w:rPr>
+        <w:t xml:space="preserve">onsejo </w:t>
+      </w:r>
+      <w:r>
+        <w:rPr>
+          <w:b/>
+          <w:bCs/>
+          <w:w w:val="80"/>
+          <w:lang w:val="es-AR"/>
+        </w:rPr>
+        <w:t>renovación</w:t>
       </w:r>
     </w:p>
     <w:p>
       <w:pPr>
         <w:pStyle w:val="Prrafodelista"/>
-        <w:numPr>
-          <w:ilvl w:val="0"/>
-          <w:numId w:val="3"/>
-        </w:numPr>
-        <w:rPr>
-          <w:rFonts w:asciiTheme="majorHAnsi" w:hAnsiTheme="majorHAnsi"/>
+        <w:tabs>
+          <w:tab w:val="left" w:pos="3300"/>
+        </w:tabs>
+        <w:spacing w:before="47"/>
+        <w:ind w:left="720" w:firstLine="0"/>
+        <w:rPr>
           <w:b/>
           <w:bCs/>
-          <w:i/>
-          <w:iCs/>
-        </w:rPr>
-      </w:pPr>
-      <w:r>
-        <w:rPr>
-          <w:rFonts w:asciiTheme="majorHAnsi" w:hAnsiTheme="majorHAnsi"/>
+          <w:w w:val="80"/>
+          <w:lang w:val="es-AR"/>
+        </w:rPr>
+      </w:pPr>
+      <w:r>
+        <w:rPr>
           <w:b/>
           <w:bCs/>
-          <w:i/>
-          <w:iCs/>
-        </w:rPr>
-        <w:t>Extensión espacio solárium / pileta</w:t>
+          <w:w w:val="80"/>
+          <w:lang w:val="es-AR"/>
+        </w:rPr>
+        <w:tab/>
       </w:r>
     </w:p>
     <w:p>
       <w:pPr>
         <w:pStyle w:val="Prrafodelista"/>
-        <w:numPr>
-          <w:ilvl w:val="0"/>
-          <w:numId w:val="3"/>
-        </w:numPr>
-        <w:rPr>
-          <w:rFonts w:asciiTheme="majorHAnsi" w:hAnsiTheme="majorHAnsi"/>
+        <w:spacing w:before="47"/>
+        <w:ind w:left="720" w:firstLine="0"/>
+        <w:rPr>
           <w:b/>
           <w:bCs/>
-          <w:i/>
-          <w:iCs/>
-        </w:rPr>
-      </w:pPr>
-      <w:r>
-        <w:rPr>
-          <w:rFonts w:asciiTheme="majorHAnsi" w:hAnsiTheme="majorHAnsi"/>
-          <w:b/>
-          <w:bCs/>
-          <w:i/>
-          <w:iCs/>
-        </w:rPr>
-        <w:t>A</w:t>
-      </w:r>
-      <w:r>
-        <w:rPr>
-          <w:rFonts w:asciiTheme="majorHAnsi" w:hAnsiTheme="majorHAnsi"/>
-          <w:b/>
-          <w:bCs/>
-          <w:i/>
-          <w:iCs/>
-        </w:rPr>
-        <w:t>mpliación</w:t>
-      </w:r>
-      <w:r>
-        <w:rPr>
-          <w:rFonts w:asciiTheme="majorHAnsi" w:hAnsiTheme="majorHAnsi"/>
-          <w:b/>
-          <w:bCs/>
-          <w:i/>
-          <w:iCs/>
-        </w:rPr>
-        <w:t>/</w:t>
-      </w:r>
-      <w:r>
-        <w:rPr>
-          <w:rFonts w:asciiTheme="majorHAnsi" w:hAnsiTheme="majorHAnsi"/>
-          <w:b/>
-          <w:bCs/>
-          <w:i/>
-          <w:iCs/>
-        </w:rPr>
-        <w:t>construcción</w:t>
-      </w:r>
-      <w:r>
-        <w:rPr>
-          <w:rFonts w:asciiTheme="majorHAnsi" w:hAnsiTheme="majorHAnsi"/>
-          <w:b/>
-          <w:bCs/>
-          <w:i/>
-          <w:iCs/>
-        </w:rPr>
-        <w:t xml:space="preserve"> </w:t>
-      </w:r>
-      <w:r>
-        <w:rPr>
-          <w:rFonts w:asciiTheme="majorHAnsi" w:hAnsiTheme="majorHAnsi"/>
-          <w:b/>
-          <w:bCs/>
-          <w:i/>
-          <w:iCs/>
-        </w:rPr>
-        <w:t>antirreglamentaria</w:t>
-      </w:r>
+          <w:w w:val="80"/>
+          <w:lang w:val="es-AR"/>
+        </w:rPr>
+      </w:pPr>
     </w:p>
-    <w:p/>
     <w:p>
       <w:pPr>
         <w:pStyle w:val="Textoindependiente"/>
@@ -1133,6 +932,92 @@
 <file path=word/numbering.xml><?xml version="1.0" encoding="utf-8"?>
 <w:numbering xmlns:wpc="http://schemas.microsoft.com/office/word/2010/wordprocessingCanvas" xmlns:cx="http://schemas.microsoft.com/office/drawing/2014/chartex" xmlns:cx1="http://schemas.microsoft.com/office/drawing/2015/9/8/chartex" xmlns:cx2="http://schemas.microsoft.com/office/drawing/2015/10/21/chartex" xmlns:cx3="http://schemas.microsoft.com/office/drawing/2016/5/9/chartex" xmlns:cx4="http://schemas.microsoft.com/office/drawing/2016/5/10/chartex" xmlns:cx5="http://schemas.microsoft.com/office/drawing/2016/5/11/chartex" xmlns:cx6="http://schemas.microsoft.com/office/drawing/2016/5/12/chartex" xmlns:cx7="http://schemas.microsoft.com/office/drawing/2016/5/13/chartex" xmlns:cx8="http://schemas.microsoft.com/office/drawing/2016/5/14/chartex" xmlns:mc="http://schemas.openxmlformats.org/markup-compatibility/2006" xmlns:aink="http://schemas.microsoft.com/office/drawing/2016/ink" xmlns:am3d="http://schemas.microsoft.com/office/drawing/2017/model3d" xmlns:o="urn:schemas-microsoft-com:office:office" xmlns:oel="http://schemas.microsoft.com/office/2019/extlst" xmlns:r="http://schemas.openxmlformats.org/officeDocument/2006/relationships" xmlns:m="http://schemas.openxmlformats.org/officeDocument/2006/math" xmlns:v="urn:schemas-microsoft-com:vml" xmlns:wp14="http://schemas.microsoft.com/office/word/2010/wordprocessingDrawing" xmlns:wp="http://schemas.openxmlformats.org/drawingml/2006/wordprocessingDrawing" xmlns:w10="urn:schemas-microsoft-com:office:word" xmlns:w="http://schemas.openxmlformats.org/wordprocessingml/2006/main" xmlns:w14="http://schemas.microsoft.com/office/word/2010/wordml" xmlns:w15="http://schemas.microsoft.com/office/word/2012/wordml" xmlns:w16cex="http://schemas.microsoft.com/office/word/2018/wordml/cex" xmlns:w16cid="http://schemas.microsoft.com/office/word/2016/wordml/cid" xmlns:w16="http://schemas.microsoft.com/office/word/2018/wordml" xmlns:w16du="http://schemas.microsoft.com/office/word/2023/wordml/word16du" xmlns:w16sdtdh="http://schemas.microsoft.com/office/word/2020/wordml/sdtdatahash" xmlns:w16sdtfl="http://schemas.microsoft.com/office/word/2024/wordml/sdtformatlock" xmlns:w16se="http://schemas.microsoft.com/office/word/2015/wordml/symex" xmlns:wpg="http://schemas.microsoft.com/office/word/2010/wordprocessingGroup" xmlns:wpi="http://schemas.microsoft.com/office/word/2010/wordprocessingInk" xmlns:wne="http://schemas.microsoft.com/office/word/2006/wordml" xmlns:wps="http://schemas.microsoft.com/office/word/2010/wordprocessingShape" mc:Ignorable="w14 w15 w16se w16cid w16 w16cex w16sdtdh w16sdtfl w16du wp14">
   <w:abstractNum w:abstractNumId="0" w15:restartNumberingAfterBreak="0">
+    <w:nsid w:val="27896800"/>
+    <w:multiLevelType w:val="hybridMultilevel"/>
+    <w:tmpl w:val="0C2A1A0C"/>
+    <w:lvl w:ilvl="0" w:tplc="2C0A000F">
+      <w:start w:val="1"/>
+      <w:numFmt w:val="decimal"/>
+      <w:lvlText w:val="%1."/>
+      <w:lvlJc w:val="left"/>
+      <w:pPr>
+        <w:ind w:left="720" w:hanging="360"/>
+      </w:pPr>
+    </w:lvl>
+    <w:lvl w:ilvl="1" w:tplc="2C0A0019" w:tentative="1">
+      <w:start w:val="1"/>
+      <w:numFmt w:val="lowerLetter"/>
+      <w:lvlText w:val="%2."/>
+      <w:lvlJc w:val="left"/>
+      <w:pPr>
+        <w:ind w:left="1440" w:hanging="360"/>
+      </w:pPr>
+    </w:lvl>
+    <w:lvl w:ilvl="2" w:tplc="2C0A001B" w:tentative="1">
+      <w:start w:val="1"/>
+      <w:numFmt w:val="lowerRoman"/>
+      <w:lvlText w:val="%3."/>
+      <w:lvlJc w:val="right"/>
+      <w:pPr>
+        <w:ind w:left="2160" w:hanging="180"/>
+      </w:pPr>
+    </w:lvl>
+    <w:lvl w:ilvl="3" w:tplc="2C0A000F" w:tentative="1">
+      <w:start w:val="1"/>
+      <w:numFmt w:val="decimal"/>
+      <w:lvlText w:val="%4."/>
+      <w:lvlJc w:val="left"/>
+      <w:pPr>
+        <w:ind w:left="2880" w:hanging="360"/>
+      </w:pPr>
+    </w:lvl>
+    <w:lvl w:ilvl="4" w:tplc="2C0A0019" w:tentative="1">
+      <w:start w:val="1"/>
+      <w:numFmt w:val="lowerLetter"/>
+      <w:lvlText w:val="%5."/>
+      <w:lvlJc w:val="left"/>
+      <w:pPr>
+        <w:ind w:left="3600" w:hanging="360"/>
+      </w:pPr>
+    </w:lvl>
+    <w:lvl w:ilvl="5" w:tplc="2C0A001B" w:tentative="1">
+      <w:start w:val="1"/>
+      <w:numFmt w:val="lowerRoman"/>
+      <w:lvlText w:val="%6."/>
+      <w:lvlJc w:val="right"/>
+      <w:pPr>
+        <w:ind w:left="4320" w:hanging="180"/>
+      </w:pPr>
+    </w:lvl>
+    <w:lvl w:ilvl="6" w:tplc="2C0A000F" w:tentative="1">
+      <w:start w:val="1"/>
+      <w:numFmt w:val="decimal"/>
+      <w:lvlText w:val="%7."/>
+      <w:lvlJc w:val="left"/>
+      <w:pPr>
+        <w:ind w:left="5040" w:hanging="360"/>
+      </w:pPr>
+    </w:lvl>
+    <w:lvl w:ilvl="7" w:tplc="2C0A0019" w:tentative="1">
+      <w:start w:val="1"/>
+      <w:numFmt w:val="lowerLetter"/>
+      <w:lvlText w:val="%8."/>
+      <w:lvlJc w:val="left"/>
+      <w:pPr>
+        <w:ind w:left="5760" w:hanging="360"/>
+      </w:pPr>
+    </w:lvl>
+    <w:lvl w:ilvl="8" w:tplc="2C0A001B" w:tentative="1">
+      <w:start w:val="1"/>
+      <w:numFmt w:val="lowerRoman"/>
+      <w:lvlText w:val="%9."/>
+      <w:lvlJc w:val="right"/>
+      <w:pPr>
+        <w:ind w:left="6480" w:hanging="180"/>
+      </w:pPr>
+    </w:lvl>
+  </w:abstractNum>
+  <w:abstractNum w:abstractNumId="1" w15:restartNumberingAfterBreak="0">
     <w:nsid w:val="2F797D85"/>
     <w:multiLevelType w:val="hybridMultilevel"/>
     <w:tmpl w:val="BA000620"/>
@@ -1255,7 +1140,7 @@
       </w:rPr>
     </w:lvl>
   </w:abstractNum>
-  <w:abstractNum w:abstractNumId="1" w15:restartNumberingAfterBreak="0">
+  <w:abstractNum w:abstractNumId="2" w15:restartNumberingAfterBreak="0">
     <w:nsid w:val="6D023D98"/>
     <w:multiLevelType w:val="hybridMultilevel"/>
     <w:tmpl w:val="7F8A3F3C"/>
@@ -1341,7 +1226,7 @@
       </w:pPr>
     </w:lvl>
   </w:abstractNum>
-  <w:abstractNum w:abstractNumId="2" w15:restartNumberingAfterBreak="0">
+  <w:abstractNum w:abstractNumId="3" w15:restartNumberingAfterBreak="0">
     <w:nsid w:val="7ECE088C"/>
     <w:multiLevelType w:val="hybridMultilevel"/>
     <w:tmpl w:val="3072F07A"/>
@@ -1428,13 +1313,16 @@
     </w:lvl>
   </w:abstractNum>
   <w:num w:numId="1" w16cid:durableId="502858264">
-    <w:abstractNumId w:val="0"/>
+    <w:abstractNumId w:val="1"/>
   </w:num>
   <w:num w:numId="2" w16cid:durableId="835651830">
-    <w:abstractNumId w:val="1"/>
+    <w:abstractNumId w:val="2"/>
   </w:num>
   <w:num w:numId="3" w16cid:durableId="797145779">
-    <w:abstractNumId w:val="2"/>
+    <w:abstractNumId w:val="3"/>
+  </w:num>
+  <w:num w:numId="4" w16cid:durableId="521213780">
+    <w:abstractNumId w:val="0"/>
   </w:num>
 </w:numbering>
 </file>

--- a/BRISAS/Convocatoria a asamblea.docx
+++ b/BRISAS/Convocatoria a asamblea.docx
@@ -686,6 +686,15 @@
         </w:rPr>
         <w:t>Renovación de mandato</w:t>
       </w:r>
+      <w:r>
+        <w:rPr>
+          <w:b/>
+          <w:bCs/>
+          <w:w w:val="80"/>
+          <w:lang w:val="es-AR"/>
+        </w:rPr>
+        <w:t xml:space="preserve"> de la administración</w:t>
+      </w:r>
     </w:p>
     <w:p>
       <w:pPr>
@@ -709,7 +718,16 @@
           <w:w w:val="80"/>
           <w:lang w:val="es-AR"/>
         </w:rPr>
-        <w:t>Presentación de presupuesto para modificación de rejas tirapiedras del limite del zanjón de desagüe de la calle Bradley</w:t>
+        <w:t>Renovación de mandato de</w:t>
+      </w:r>
+      <w:r>
+        <w:rPr>
+          <w:b/>
+          <w:bCs/>
+          <w:w w:val="80"/>
+          <w:lang w:val="es-AR"/>
+        </w:rPr>
+        <w:t>l consejo</w:t>
       </w:r>
     </w:p>
     <w:p>
@@ -734,7 +752,7 @@
           <w:w w:val="80"/>
           <w:lang w:val="es-AR"/>
         </w:rPr>
-        <w:t>Evaluación empresa de seguridad</w:t>
+        <w:t>Presentación de presupuesto para modificación de rejas tirapiedras del limite del zanjón de desagüe de la calle Bradley</w:t>
       </w:r>
     </w:p>
     <w:p>
@@ -759,7 +777,7 @@
           <w:w w:val="80"/>
           <w:lang w:val="es-AR"/>
         </w:rPr>
-        <w:t>Construcción del pañol – Presentación del proyecto</w:t>
+        <w:t>Evaluación empresa de seguridad</w:t>
       </w:r>
     </w:p>
     <w:p>
@@ -784,25 +802,82 @@
           <w:w w:val="80"/>
           <w:lang w:val="es-AR"/>
         </w:rPr>
-        <w:t>C</w:t>
-      </w:r>
-      <w:r>
-        <w:rPr>
-          <w:b/>
-          <w:bCs/>
-          <w:w w:val="80"/>
-          <w:lang w:val="es-AR"/>
-        </w:rPr>
-        <w:t xml:space="preserve">onsejo </w:t>
-      </w:r>
-      <w:r>
-        <w:rPr>
-          <w:b/>
-          <w:bCs/>
-          <w:w w:val="80"/>
-          <w:lang w:val="es-AR"/>
-        </w:rPr>
-        <w:t>renovación</w:t>
+        <w:t>Construcción del pañol – Presentación del proyecto</w:t>
+      </w:r>
+    </w:p>
+    <w:p>
+      <w:pPr>
+        <w:pStyle w:val="Prrafodelista"/>
+        <w:numPr>
+          <w:ilvl w:val="0"/>
+          <w:numId w:val="3"/>
+        </w:numPr>
+        <w:spacing w:before="47"/>
+        <w:rPr>
+          <w:b/>
+          <w:bCs/>
+          <w:w w:val="80"/>
+          <w:lang w:val="es-AR"/>
+        </w:rPr>
+      </w:pPr>
+      <w:r>
+        <w:rPr>
+          <w:b/>
+          <w:bCs/>
+          <w:w w:val="80"/>
+          <w:lang w:val="es-AR"/>
+        </w:rPr>
+        <w:t>Cerco eléctrico ex 140/141 (Presupuesto y reglamentación de modificaciones en construcción)</w:t>
+      </w:r>
+    </w:p>
+    <w:p>
+      <w:pPr>
+        <w:pStyle w:val="Prrafodelista"/>
+        <w:numPr>
+          <w:ilvl w:val="0"/>
+          <w:numId w:val="3"/>
+        </w:numPr>
+        <w:spacing w:before="47"/>
+        <w:rPr>
+          <w:b/>
+          <w:bCs/>
+          <w:w w:val="80"/>
+          <w:lang w:val="es-AR"/>
+        </w:rPr>
+      </w:pPr>
+      <w:r>
+        <w:rPr>
+          <w:b/>
+          <w:bCs/>
+          <w:w w:val="80"/>
+          <w:lang w:val="es-AR"/>
+        </w:rPr>
+        <w:t>Plaza</w:t>
+      </w:r>
+    </w:p>
+    <w:p>
+      <w:pPr>
+        <w:pStyle w:val="Prrafodelista"/>
+        <w:numPr>
+          <w:ilvl w:val="0"/>
+          <w:numId w:val="3"/>
+        </w:numPr>
+        <w:spacing w:before="47"/>
+        <w:rPr>
+          <w:b/>
+          <w:bCs/>
+          <w:w w:val="80"/>
+          <w:lang w:val="es-AR"/>
+        </w:rPr>
+      </w:pPr>
+      <w:r>
+        <w:rPr>
+          <w:b/>
+          <w:bCs/>
+          <w:w w:val="80"/>
+          <w:lang w:val="es-AR"/>
+        </w:rPr>
+        <w:t>Cancha de paddle</w:t>
       </w:r>
     </w:p>
     <w:p>

--- a/BRISAS/Convocatoria a asamblea.docx
+++ b/BRISAS/Convocatoria a asamblea.docx
@@ -1,6 +1,6 @@
 
 <file path=word/document.xml><?xml version="1.0" encoding="utf-8"?>
-<w:document xmlns:wpc="http://schemas.microsoft.com/office/word/2010/wordprocessingCanvas" xmlns:cx="http://schemas.microsoft.com/office/drawing/2014/chartex" xmlns:cx1="http://schemas.microsoft.com/office/drawing/2015/9/8/chartex" xmlns:cx2="http://schemas.microsoft.com/office/drawing/2015/10/21/chartex" xmlns:cx3="http://schemas.microsoft.com/office/drawing/2016/5/9/chartex" xmlns:cx4="http://schemas.microsoft.com/office/drawing/2016/5/10/chartex" xmlns:cx5="http://schemas.microsoft.com/office/drawing/2016/5/11/chartex" xmlns:cx6="http://schemas.microsoft.com/office/drawing/2016/5/12/chartex" xmlns:cx7="http://schemas.microsoft.com/office/drawing/2016/5/13/chartex" xmlns:cx8="http://schemas.microsoft.com/office/drawing/2016/5/14/chartex" xmlns:mc="http://schemas.openxmlformats.org/markup-compatibility/2006" xmlns:aink="http://schemas.microsoft.com/office/drawing/2016/ink" xmlns:am3d="http://schemas.microsoft.com/office/drawing/2017/model3d" xmlns:o="urn:schemas-microsoft-com:office:office" xmlns:oel="http://schemas.microsoft.com/office/2019/extlst" xmlns:r="http://schemas.openxmlformats.org/officeDocument/2006/relationships" xmlns:m="http://schemas.openxmlformats.org/officeDocument/2006/math" xmlns:v="urn:schemas-microsoft-com:vml" xmlns:wp14="http://schemas.microsoft.com/office/word/2010/wordprocessingDrawing" xmlns:wp="http://schemas.openxmlformats.org/drawingml/2006/wordprocessingDrawing" xmlns:w10="urn:schemas-microsoft-com:office:word" xmlns:w="http://schemas.openxmlformats.org/wordprocessingml/2006/main" xmlns:w14="http://schemas.microsoft.com/office/word/2010/wordml" xmlns:w15="http://schemas.microsoft.com/office/word/2012/wordml" xmlns:w16cex="http://schemas.microsoft.com/office/word/2018/wordml/cex" xmlns:w16cid="http://schemas.microsoft.com/office/word/2016/wordml/cid" xmlns:w16="http://schemas.microsoft.com/office/word/2018/wordml" xmlns:w16du="http://schemas.microsoft.com/office/word/2023/wordml/word16du" xmlns:w16sdtdh="http://schemas.microsoft.com/office/word/2020/wordml/sdtdatahash" xmlns:w16sdtfl="http://schemas.microsoft.com/office/word/2024/wordml/sdtformatlock" xmlns:w16se="http://schemas.microsoft.com/office/word/2015/wordml/symex" xmlns:wpg="http://schemas.microsoft.com/office/word/2010/wordprocessingGroup" xmlns:wpi="http://schemas.microsoft.com/office/word/2010/wordprocessingInk" xmlns:wne="http://schemas.microsoft.com/office/word/2006/wordml" xmlns:wps="http://schemas.microsoft.com/office/word/2010/wordprocessingShape" mc:Ignorable="w14 w15 w16se w16cid w16 w16cex w16sdtdh w16sdtfl w16du wp14">
+<w:document xmlns:wpc="http://schemas.microsoft.com/office/word/2010/wordprocessingCanvas" xmlns:cx="http://schemas.microsoft.com/office/drawing/2014/chartex" xmlns:cx1="http://schemas.microsoft.com/office/drawing/2015/9/8/chartex" xmlns:cx2="http://schemas.microsoft.com/office/drawing/2015/10/21/chartex" xmlns:cx3="http://schemas.microsoft.com/office/drawing/2016/5/9/chartex" xmlns:cx4="http://schemas.microsoft.com/office/drawing/2016/5/10/chartex" xmlns:cx5="http://schemas.microsoft.com/office/drawing/2016/5/11/chartex" xmlns:cx6="http://schemas.microsoft.com/office/drawing/2016/5/12/chartex" xmlns:cx7="http://schemas.microsoft.com/office/drawing/2016/5/13/chartex" xmlns:cx8="http://schemas.microsoft.com/office/drawing/2016/5/14/chartex" xmlns:mc="http://schemas.openxmlformats.org/markup-compatibility/2006" xmlns:aink="http://schemas.microsoft.com/office/drawing/2016/ink" xmlns:am3d="http://schemas.microsoft.com/office/drawing/2017/model3d" xmlns:o="urn:schemas-microsoft-com:office:office" xmlns:r="http://schemas.openxmlformats.org/officeDocument/2006/relationships" xmlns:m="http://schemas.openxmlformats.org/officeDocument/2006/math" xmlns:v="urn:schemas-microsoft-com:vml" xmlns:wp14="http://schemas.microsoft.com/office/word/2010/wordprocessingDrawing" xmlns:wp="http://schemas.openxmlformats.org/drawingml/2006/wordprocessingDrawing" xmlns:w10="urn:schemas-microsoft-com:office:word" xmlns:w="http://schemas.openxmlformats.org/wordprocessingml/2006/main" xmlns:w14="http://schemas.microsoft.com/office/word/2010/wordml" xmlns:w15="http://schemas.microsoft.com/office/word/2012/wordml" xmlns:w16cex="http://schemas.microsoft.com/office/word/2018/wordml/cex" xmlns:w16cid="http://schemas.microsoft.com/office/word/2016/wordml/cid" xmlns:w16="http://schemas.microsoft.com/office/word/2018/wordml" xmlns:w16sdtdh="http://schemas.microsoft.com/office/word/2020/wordml/sdtdatahash" xmlns:w16se="http://schemas.microsoft.com/office/word/2015/wordml/symex" xmlns:wpg="http://schemas.microsoft.com/office/word/2010/wordprocessingGroup" xmlns:wpi="http://schemas.microsoft.com/office/word/2010/wordprocessingInk" xmlns:wne="http://schemas.microsoft.com/office/word/2006/wordml" xmlns:wps="http://schemas.microsoft.com/office/word/2010/wordprocessingShape" mc:Ignorable="w14 w15 w16se w16cid w16 w16cex w16sdtdh wp14">
   <w:body>
     <w:p>
       <w:pPr>
@@ -357,7 +357,15 @@
           <w:w w:val="80"/>
           <w:sz w:val="20"/>
         </w:rPr>
-        <w:t>Convoco a usted en su carácter de copropietario para la asamblea extraordinaria a celebrarse el día</w:t>
+        <w:t xml:space="preserve">Convoco a usted en su carácter de copropietario para la asamblea </w:t>
+      </w:r>
+      <w:r>
+        <w:rPr>
+          <w:b/>
+          <w:w w:val="80"/>
+          <w:sz w:val="20"/>
+        </w:rPr>
+        <w:t>extraordinaria a celebrarse el día</w:t>
       </w:r>
       <w:r>
         <w:rPr>
@@ -718,16 +726,7 @@
           <w:w w:val="80"/>
           <w:lang w:val="es-AR"/>
         </w:rPr>
-        <w:t>Renovación de mandato de</w:t>
-      </w:r>
-      <w:r>
-        <w:rPr>
-          <w:b/>
-          <w:bCs/>
-          <w:w w:val="80"/>
-          <w:lang w:val="es-AR"/>
-        </w:rPr>
-        <w:t>l consejo</w:t>
+        <w:t>Renovación de mandato del consejo</w:t>
       </w:r>
     </w:p>
     <w:p>
@@ -828,6 +827,31 @@
           <w:lang w:val="es-AR"/>
         </w:rPr>
         <w:t>Cerco eléctrico ex 140/141 (Presupuesto y reglamentación de modificaciones en construcción)</w:t>
+      </w:r>
+    </w:p>
+    <w:p>
+      <w:pPr>
+        <w:pStyle w:val="Prrafodelista"/>
+        <w:numPr>
+          <w:ilvl w:val="0"/>
+          <w:numId w:val="3"/>
+        </w:numPr>
+        <w:spacing w:before="47"/>
+        <w:rPr>
+          <w:b/>
+          <w:bCs/>
+          <w:w w:val="80"/>
+          <w:lang w:val="es-AR"/>
+        </w:rPr>
+      </w:pPr>
+      <w:r>
+        <w:rPr>
+          <w:b/>
+          <w:bCs/>
+          <w:w w:val="80"/>
+          <w:lang w:val="es-AR"/>
+        </w:rPr>
+        <w:t>Espacio para estacionamiento puesto 1</w:t>
       </w:r>
     </w:p>
     <w:p>
@@ -1005,7 +1029,7 @@
 </file>
 
 <file path=word/numbering.xml><?xml version="1.0" encoding="utf-8"?>
-<w:numbering xmlns:wpc="http://schemas.microsoft.com/office/word/2010/wordprocessingCanvas" xmlns:cx="http://schemas.microsoft.com/office/drawing/2014/chartex" xmlns:cx1="http://schemas.microsoft.com/office/drawing/2015/9/8/chartex" xmlns:cx2="http://schemas.microsoft.com/office/drawing/2015/10/21/chartex" xmlns:cx3="http://schemas.microsoft.com/office/drawing/2016/5/9/chartex" xmlns:cx4="http://schemas.microsoft.com/office/drawing/2016/5/10/chartex" xmlns:cx5="http://schemas.microsoft.com/office/drawing/2016/5/11/chartex" xmlns:cx6="http://schemas.microsoft.com/office/drawing/2016/5/12/chartex" xmlns:cx7="http://schemas.microsoft.com/office/drawing/2016/5/13/chartex" xmlns:cx8="http://schemas.microsoft.com/office/drawing/2016/5/14/chartex" xmlns:mc="http://schemas.openxmlformats.org/markup-compatibility/2006" xmlns:aink="http://schemas.microsoft.com/office/drawing/2016/ink" xmlns:am3d="http://schemas.microsoft.com/office/drawing/2017/model3d" xmlns:o="urn:schemas-microsoft-com:office:office" xmlns:oel="http://schemas.microsoft.com/office/2019/extlst" xmlns:r="http://schemas.openxmlformats.org/officeDocument/2006/relationships" xmlns:m="http://schemas.openxmlformats.org/officeDocument/2006/math" xmlns:v="urn:schemas-microsoft-com:vml" xmlns:wp14="http://schemas.microsoft.com/office/word/2010/wordprocessingDrawing" xmlns:wp="http://schemas.openxmlformats.org/drawingml/2006/wordprocessingDrawing" xmlns:w10="urn:schemas-microsoft-com:office:word" xmlns:w="http://schemas.openxmlformats.org/wordprocessingml/2006/main" xmlns:w14="http://schemas.microsoft.com/office/word/2010/wordml" xmlns:w15="http://schemas.microsoft.com/office/word/2012/wordml" xmlns:w16cex="http://schemas.microsoft.com/office/word/2018/wordml/cex" xmlns:w16cid="http://schemas.microsoft.com/office/word/2016/wordml/cid" xmlns:w16="http://schemas.microsoft.com/office/word/2018/wordml" xmlns:w16du="http://schemas.microsoft.com/office/word/2023/wordml/word16du" xmlns:w16sdtdh="http://schemas.microsoft.com/office/word/2020/wordml/sdtdatahash" xmlns:w16sdtfl="http://schemas.microsoft.com/office/word/2024/wordml/sdtformatlock" xmlns:w16se="http://schemas.microsoft.com/office/word/2015/wordml/symex" xmlns:wpg="http://schemas.microsoft.com/office/word/2010/wordprocessingGroup" xmlns:wpi="http://schemas.microsoft.com/office/word/2010/wordprocessingInk" xmlns:wne="http://schemas.microsoft.com/office/word/2006/wordml" xmlns:wps="http://schemas.microsoft.com/office/word/2010/wordprocessingShape" mc:Ignorable="w14 w15 w16se w16cid w16 w16cex w16sdtdh w16sdtfl w16du wp14">
+<w:numbering xmlns:wpc="http://schemas.microsoft.com/office/word/2010/wordprocessingCanvas" xmlns:cx="http://schemas.microsoft.com/office/drawing/2014/chartex" xmlns:cx1="http://schemas.microsoft.com/office/drawing/2015/9/8/chartex" xmlns:cx2="http://schemas.microsoft.com/office/drawing/2015/10/21/chartex" xmlns:cx3="http://schemas.microsoft.com/office/drawing/2016/5/9/chartex" xmlns:cx4="http://schemas.microsoft.com/office/drawing/2016/5/10/chartex" xmlns:cx5="http://schemas.microsoft.com/office/drawing/2016/5/11/chartex" xmlns:cx6="http://schemas.microsoft.com/office/drawing/2016/5/12/chartex" xmlns:cx7="http://schemas.microsoft.com/office/drawing/2016/5/13/chartex" xmlns:cx8="http://schemas.microsoft.com/office/drawing/2016/5/14/chartex" xmlns:mc="http://schemas.openxmlformats.org/markup-compatibility/2006" xmlns:aink="http://schemas.microsoft.com/office/drawing/2016/ink" xmlns:am3d="http://schemas.microsoft.com/office/drawing/2017/model3d" xmlns:o="urn:schemas-microsoft-com:office:office" xmlns:r="http://schemas.openxmlformats.org/officeDocument/2006/relationships" xmlns:m="http://schemas.openxmlformats.org/officeDocument/2006/math" xmlns:v="urn:schemas-microsoft-com:vml" xmlns:wp14="http://schemas.microsoft.com/office/word/2010/wordprocessingDrawing" xmlns:wp="http://schemas.openxmlformats.org/drawingml/2006/wordprocessingDrawing" xmlns:w10="urn:schemas-microsoft-com:office:word" xmlns:w="http://schemas.openxmlformats.org/wordprocessingml/2006/main" xmlns:w14="http://schemas.microsoft.com/office/word/2010/wordml" xmlns:w15="http://schemas.microsoft.com/office/word/2012/wordml" xmlns:w16cex="http://schemas.microsoft.com/office/word/2018/wordml/cex" xmlns:w16cid="http://schemas.microsoft.com/office/word/2016/wordml/cid" xmlns:w16="http://schemas.microsoft.com/office/word/2018/wordml" xmlns:w16sdtdh="http://schemas.microsoft.com/office/word/2020/wordml/sdtdatahash" xmlns:w16se="http://schemas.microsoft.com/office/word/2015/wordml/symex" xmlns:wpg="http://schemas.microsoft.com/office/word/2010/wordprocessingGroup" xmlns:wpi="http://schemas.microsoft.com/office/word/2010/wordprocessingInk" xmlns:wne="http://schemas.microsoft.com/office/word/2006/wordml" xmlns:wps="http://schemas.microsoft.com/office/word/2010/wordprocessingShape" mc:Ignorable="w14 w15 w16se w16cid w16 w16cex w16sdtdh wp14">
   <w:abstractNum w:abstractNumId="0" w15:restartNumberingAfterBreak="0">
     <w:nsid w:val="27896800"/>
     <w:multiLevelType w:val="hybridMultilevel"/>
@@ -1387,23 +1411,23 @@
       </w:pPr>
     </w:lvl>
   </w:abstractNum>
-  <w:num w:numId="1" w16cid:durableId="502858264">
+  <w:num w:numId="1">
     <w:abstractNumId w:val="1"/>
   </w:num>
-  <w:num w:numId="2" w16cid:durableId="835651830">
+  <w:num w:numId="2">
     <w:abstractNumId w:val="2"/>
   </w:num>
-  <w:num w:numId="3" w16cid:durableId="797145779">
+  <w:num w:numId="3">
     <w:abstractNumId w:val="3"/>
   </w:num>
-  <w:num w:numId="4" w16cid:durableId="521213780">
+  <w:num w:numId="4">
     <w:abstractNumId w:val="0"/>
   </w:num>
 </w:numbering>
 </file>
 
 <file path=word/styles.xml><?xml version="1.0" encoding="utf-8"?>
-<w:styles xmlns:mc="http://schemas.openxmlformats.org/markup-compatibility/2006" xmlns:r="http://schemas.openxmlformats.org/officeDocument/2006/relationships" xmlns:w="http://schemas.openxmlformats.org/wordprocessingml/2006/main" xmlns:w14="http://schemas.microsoft.com/office/word/2010/wordml" xmlns:w15="http://schemas.microsoft.com/office/word/2012/wordml" xmlns:w16cex="http://schemas.microsoft.com/office/word/2018/wordml/cex" xmlns:w16cid="http://schemas.microsoft.com/office/word/2016/wordml/cid" xmlns:w16="http://schemas.microsoft.com/office/word/2018/wordml" xmlns:w16du="http://schemas.microsoft.com/office/word/2023/wordml/word16du" xmlns:w16sdtdh="http://schemas.microsoft.com/office/word/2020/wordml/sdtdatahash" xmlns:w16sdtfl="http://schemas.microsoft.com/office/word/2024/wordml/sdtformatlock" xmlns:w16se="http://schemas.microsoft.com/office/word/2015/wordml/symex" mc:Ignorable="w14 w15 w16se w16cid w16 w16cex w16sdtdh w16sdtfl w16du">
+<w:styles xmlns:mc="http://schemas.openxmlformats.org/markup-compatibility/2006" xmlns:r="http://schemas.openxmlformats.org/officeDocument/2006/relationships" xmlns:w="http://schemas.openxmlformats.org/wordprocessingml/2006/main" xmlns:w14="http://schemas.microsoft.com/office/word/2010/wordml" xmlns:w15="http://schemas.microsoft.com/office/word/2012/wordml" xmlns:w16cex="http://schemas.microsoft.com/office/word/2018/wordml/cex" xmlns:w16cid="http://schemas.microsoft.com/office/word/2016/wordml/cid" xmlns:w16="http://schemas.microsoft.com/office/word/2018/wordml" xmlns:w16sdtdh="http://schemas.microsoft.com/office/word/2020/wordml/sdtdatahash" xmlns:w16se="http://schemas.microsoft.com/office/word/2015/wordml/symex" mc:Ignorable="w14 w15 w16se w16cid w16 w16cex w16sdtdh">
   <w:docDefaults>
     <w:rPrDefault>
       <w:rPr>

--- a/BRISAS/Convocatoria a asamblea.docx
+++ b/BRISAS/Convocatoria a asamblea.docx
@@ -1,6 +1,6 @@
 
 <file path=word/document.xml><?xml version="1.0" encoding="utf-8"?>
-<w:document xmlns:wpc="http://schemas.microsoft.com/office/word/2010/wordprocessingCanvas" xmlns:cx="http://schemas.microsoft.com/office/drawing/2014/chartex" xmlns:cx1="http://schemas.microsoft.com/office/drawing/2015/9/8/chartex" xmlns:cx2="http://schemas.microsoft.com/office/drawing/2015/10/21/chartex" xmlns:cx3="http://schemas.microsoft.com/office/drawing/2016/5/9/chartex" xmlns:cx4="http://schemas.microsoft.com/office/drawing/2016/5/10/chartex" xmlns:cx5="http://schemas.microsoft.com/office/drawing/2016/5/11/chartex" xmlns:cx6="http://schemas.microsoft.com/office/drawing/2016/5/12/chartex" xmlns:cx7="http://schemas.microsoft.com/office/drawing/2016/5/13/chartex" xmlns:cx8="http://schemas.microsoft.com/office/drawing/2016/5/14/chartex" xmlns:mc="http://schemas.openxmlformats.org/markup-compatibility/2006" xmlns:aink="http://schemas.microsoft.com/office/drawing/2016/ink" xmlns:am3d="http://schemas.microsoft.com/office/drawing/2017/model3d" xmlns:o="urn:schemas-microsoft-com:office:office" xmlns:r="http://schemas.openxmlformats.org/officeDocument/2006/relationships" xmlns:m="http://schemas.openxmlformats.org/officeDocument/2006/math" xmlns:v="urn:schemas-microsoft-com:vml" xmlns:wp14="http://schemas.microsoft.com/office/word/2010/wordprocessingDrawing" xmlns:wp="http://schemas.openxmlformats.org/drawingml/2006/wordprocessingDrawing" xmlns:w10="urn:schemas-microsoft-com:office:word" xmlns:w="http://schemas.openxmlformats.org/wordprocessingml/2006/main" xmlns:w14="http://schemas.microsoft.com/office/word/2010/wordml" xmlns:w15="http://schemas.microsoft.com/office/word/2012/wordml" xmlns:w16cex="http://schemas.microsoft.com/office/word/2018/wordml/cex" xmlns:w16cid="http://schemas.microsoft.com/office/word/2016/wordml/cid" xmlns:w16="http://schemas.microsoft.com/office/word/2018/wordml" xmlns:w16sdtdh="http://schemas.microsoft.com/office/word/2020/wordml/sdtdatahash" xmlns:w16se="http://schemas.microsoft.com/office/word/2015/wordml/symex" xmlns:wpg="http://schemas.microsoft.com/office/word/2010/wordprocessingGroup" xmlns:wpi="http://schemas.microsoft.com/office/word/2010/wordprocessingInk" xmlns:wne="http://schemas.microsoft.com/office/word/2006/wordml" xmlns:wps="http://schemas.microsoft.com/office/word/2010/wordprocessingShape" mc:Ignorable="w14 w15 w16se w16cid w16 w16cex w16sdtdh wp14">
+<w:document xmlns:wpc="http://schemas.microsoft.com/office/word/2010/wordprocessingCanvas" xmlns:cx="http://schemas.microsoft.com/office/drawing/2014/chartex" xmlns:cx1="http://schemas.microsoft.com/office/drawing/2015/9/8/chartex" xmlns:cx2="http://schemas.microsoft.com/office/drawing/2015/10/21/chartex" xmlns:cx3="http://schemas.microsoft.com/office/drawing/2016/5/9/chartex" xmlns:cx4="http://schemas.microsoft.com/office/drawing/2016/5/10/chartex" xmlns:cx5="http://schemas.microsoft.com/office/drawing/2016/5/11/chartex" xmlns:cx6="http://schemas.microsoft.com/office/drawing/2016/5/12/chartex" xmlns:cx7="http://schemas.microsoft.com/office/drawing/2016/5/13/chartex" xmlns:cx8="http://schemas.microsoft.com/office/drawing/2016/5/14/chartex" xmlns:mc="http://schemas.openxmlformats.org/markup-compatibility/2006" xmlns:aink="http://schemas.microsoft.com/office/drawing/2016/ink" xmlns:am3d="http://schemas.microsoft.com/office/drawing/2017/model3d" xmlns:o="urn:schemas-microsoft-com:office:office" xmlns:oel="http://schemas.microsoft.com/office/2019/extlst" xmlns:r="http://schemas.openxmlformats.org/officeDocument/2006/relationships" xmlns:m="http://schemas.openxmlformats.org/officeDocument/2006/math" xmlns:v="urn:schemas-microsoft-com:vml" xmlns:wp14="http://schemas.microsoft.com/office/word/2010/wordprocessingDrawing" xmlns:wp="http://schemas.openxmlformats.org/drawingml/2006/wordprocessingDrawing" xmlns:w10="urn:schemas-microsoft-com:office:word" xmlns:w="http://schemas.openxmlformats.org/wordprocessingml/2006/main" xmlns:w14="http://schemas.microsoft.com/office/word/2010/wordml" xmlns:w15="http://schemas.microsoft.com/office/word/2012/wordml" xmlns:w16cex="http://schemas.microsoft.com/office/word/2018/wordml/cex" xmlns:w16cid="http://schemas.microsoft.com/office/word/2016/wordml/cid" xmlns:w16="http://schemas.microsoft.com/office/word/2018/wordml" xmlns:w16du="http://schemas.microsoft.com/office/word/2023/wordml/word16du" xmlns:w16sdtdh="http://schemas.microsoft.com/office/word/2020/wordml/sdtdatahash" xmlns:w16sdtfl="http://schemas.microsoft.com/office/word/2024/wordml/sdtformatlock" xmlns:w16se="http://schemas.microsoft.com/office/word/2015/wordml/symex" xmlns:wpg="http://schemas.microsoft.com/office/word/2010/wordprocessingGroup" xmlns:wpi="http://schemas.microsoft.com/office/word/2010/wordprocessingInk" xmlns:wne="http://schemas.microsoft.com/office/word/2006/wordml" xmlns:wps="http://schemas.microsoft.com/office/word/2010/wordprocessingShape" mc:Ignorable="w14 w15 w16se w16cid w16 w16cex w16sdtdh w16sdtfl w16du wp14">
   <w:body>
     <w:p>
       <w:pPr>
@@ -123,25 +123,25 @@
         <w:rPr>
           <w:w w:val="80"/>
         </w:rPr>
-        <w:t xml:space="preserve">     Adrogué </w:t>
-      </w:r>
-      <w:r>
-        <w:rPr>
-          <w:w w:val="80"/>
-        </w:rPr>
-        <w:t>2</w:t>
-      </w:r>
-      <w:r>
-        <w:rPr>
-          <w:w w:val="80"/>
-        </w:rPr>
-        <w:t>9 de juni</w:t>
-      </w:r>
-      <w:r>
-        <w:rPr>
-          <w:w w:val="80"/>
-        </w:rPr>
-        <w:t>o</w:t>
+        <w:t xml:space="preserve">   Adrogué </w:t>
+      </w:r>
+      <w:r>
+        <w:rPr>
+          <w:w w:val="80"/>
+        </w:rPr>
+        <w:t>07</w:t>
+      </w:r>
+      <w:r>
+        <w:rPr>
+          <w:w w:val="80"/>
+        </w:rPr>
+        <w:t xml:space="preserve"> de </w:t>
+      </w:r>
+      <w:r>
+        <w:rPr>
+          <w:w w:val="80"/>
+        </w:rPr>
+        <w:t>octubre</w:t>
       </w:r>
       <w:r>
         <w:rPr>
@@ -357,22 +357,22 @@
           <w:w w:val="80"/>
           <w:sz w:val="20"/>
         </w:rPr>
-        <w:t xml:space="preserve">Convoco a usted en su carácter de copropietario para la asamblea </w:t>
-      </w:r>
-      <w:r>
-        <w:rPr>
-          <w:b/>
-          <w:w w:val="80"/>
+        <w:t>Convoco a usted en su carácter de copropietario para la asamblea extraordinaria a celebrarse el día</w:t>
+      </w:r>
+      <w:r>
+        <w:rPr>
+          <w:b/>
           <w:sz w:val="20"/>
         </w:rPr>
-        <w:t>extraordinaria a celebrarse el día</w:t>
-      </w:r>
-      <w:r>
-        <w:rPr>
-          <w:b/>
+        <w:t xml:space="preserve"> </w:t>
+      </w:r>
+      <w:r>
+        <w:rPr>
+          <w:b/>
+          <w:w w:val="80"/>
           <w:sz w:val="20"/>
         </w:rPr>
-        <w:t xml:space="preserve"> </w:t>
+        <w:t>22</w:t>
       </w:r>
       <w:r>
         <w:rPr>
@@ -380,7 +380,7 @@
           <w:w w:val="80"/>
           <w:sz w:val="20"/>
         </w:rPr>
-        <w:t>16</w:t>
+        <w:t xml:space="preserve"> de </w:t>
       </w:r>
       <w:r>
         <w:rPr>
@@ -388,15 +388,7 @@
           <w:w w:val="80"/>
           <w:sz w:val="20"/>
         </w:rPr>
-        <w:t xml:space="preserve"> de </w:t>
-      </w:r>
-      <w:r>
-        <w:rPr>
-          <w:b/>
-          <w:w w:val="80"/>
-          <w:sz w:val="20"/>
-        </w:rPr>
-        <w:t>Julio</w:t>
+        <w:t>octubre</w:t>
       </w:r>
       <w:r>
         <w:rPr>
@@ -692,16 +684,7 @@
           <w:w w:val="80"/>
           <w:lang w:val="es-AR"/>
         </w:rPr>
-        <w:t>Renovación de mandato</w:t>
-      </w:r>
-      <w:r>
-        <w:rPr>
-          <w:b/>
-          <w:bCs/>
-          <w:w w:val="80"/>
-          <w:lang w:val="es-AR"/>
-        </w:rPr>
-        <w:t xml:space="preserve"> de la administración</w:t>
+        <w:t>Presentación proyectos planta de tratamiento de agua: presupuestos y votación</w:t>
       </w:r>
     </w:p>
     <w:p>
@@ -726,7 +709,43 @@
           <w:w w:val="80"/>
           <w:lang w:val="es-AR"/>
         </w:rPr>
-        <w:t>Renovación de mandato del consejo</w:t>
+        <w:t>Presentación proyecto pañ</w:t>
+      </w:r>
+      <w:r>
+        <w:rPr>
+          <w:b/>
+          <w:bCs/>
+          <w:w w:val="80"/>
+          <w:lang w:val="es-AR"/>
+        </w:rPr>
+        <w:t>o</w:t>
+      </w:r>
+      <w:r>
+        <w:rPr>
+          <w:b/>
+          <w:bCs/>
+          <w:w w:val="80"/>
+          <w:lang w:val="es-AR"/>
+        </w:rPr>
+        <w:t>l</w:t>
+      </w:r>
+      <w:r>
+        <w:rPr>
+          <w:b/>
+          <w:bCs/>
+          <w:w w:val="80"/>
+          <w:lang w:val="es-AR"/>
+        </w:rPr>
+        <w:t xml:space="preserve"> (deposito) </w:t>
+      </w:r>
+      <w:r>
+        <w:rPr>
+          <w:b/>
+          <w:bCs/>
+          <w:w w:val="80"/>
+          <w:lang w:val="es-AR"/>
+        </w:rPr>
+        <w:t>: presupuestos y votación.</w:t>
       </w:r>
     </w:p>
     <w:p>
@@ -751,7 +770,7 @@
           <w:w w:val="80"/>
           <w:lang w:val="es-AR"/>
         </w:rPr>
-        <w:t>Presentación de presupuesto para modificación de rejas tirapiedras del limite del zanjón de desagüe de la calle Bradley</w:t>
+        <w:t>Realización calle pino desde la rotonda del lote 45 hasta lote: presupuestos y forma de pago</w:t>
       </w:r>
     </w:p>
     <w:p>
@@ -776,24 +795,17 @@
           <w:w w:val="80"/>
           <w:lang w:val="es-AR"/>
         </w:rPr>
-        <w:t>Evaluación empresa de seguridad</w:t>
-      </w:r>
-    </w:p>
-    <w:p>
-      <w:pPr>
-        <w:pStyle w:val="Prrafodelista"/>
-        <w:numPr>
-          <w:ilvl w:val="0"/>
-          <w:numId w:val="3"/>
-        </w:numPr>
-        <w:spacing w:before="47"/>
+        <w:t>C</w:t>
+      </w:r>
+      <w:r>
         <w:rPr>
           <w:b/>
           <w:bCs/>
           <w:w w:val="80"/>
           <w:lang w:val="es-AR"/>
         </w:rPr>
-      </w:pPr>
+        <w:t>onsejo de propietarios (</w:t>
+      </w:r>
       <w:r>
         <w:rPr>
           <w:b/>
@@ -801,107 +813,16 @@
           <w:w w:val="80"/>
           <w:lang w:val="es-AR"/>
         </w:rPr>
-        <w:t>Construcción del pañol – Presentación del proyecto</w:t>
-      </w:r>
-    </w:p>
-    <w:p>
-      <w:pPr>
-        <w:pStyle w:val="Prrafodelista"/>
-        <w:numPr>
-          <w:ilvl w:val="0"/>
-          <w:numId w:val="3"/>
-        </w:numPr>
-        <w:spacing w:before="47"/>
+        <w:t>renovación</w:t>
+      </w:r>
+      <w:r>
         <w:rPr>
           <w:b/>
           <w:bCs/>
           <w:w w:val="80"/>
           <w:lang w:val="es-AR"/>
         </w:rPr>
-      </w:pPr>
-      <w:r>
-        <w:rPr>
-          <w:b/>
-          <w:bCs/>
-          <w:w w:val="80"/>
-          <w:lang w:val="es-AR"/>
-        </w:rPr>
-        <w:t>Cerco eléctrico ex 140/141 (Presupuesto y reglamentación de modificaciones en construcción)</w:t>
-      </w:r>
-    </w:p>
-    <w:p>
-      <w:pPr>
-        <w:pStyle w:val="Prrafodelista"/>
-        <w:numPr>
-          <w:ilvl w:val="0"/>
-          <w:numId w:val="3"/>
-        </w:numPr>
-        <w:spacing w:before="47"/>
-        <w:rPr>
-          <w:b/>
-          <w:bCs/>
-          <w:w w:val="80"/>
-          <w:lang w:val="es-AR"/>
-        </w:rPr>
-      </w:pPr>
-      <w:r>
-        <w:rPr>
-          <w:b/>
-          <w:bCs/>
-          <w:w w:val="80"/>
-          <w:lang w:val="es-AR"/>
-        </w:rPr>
-        <w:t>Espacio para estacionamiento puesto 1</w:t>
-      </w:r>
-    </w:p>
-    <w:p>
-      <w:pPr>
-        <w:pStyle w:val="Prrafodelista"/>
-        <w:numPr>
-          <w:ilvl w:val="0"/>
-          <w:numId w:val="3"/>
-        </w:numPr>
-        <w:spacing w:before="47"/>
-        <w:rPr>
-          <w:b/>
-          <w:bCs/>
-          <w:w w:val="80"/>
-          <w:lang w:val="es-AR"/>
-        </w:rPr>
-      </w:pPr>
-      <w:r>
-        <w:rPr>
-          <w:b/>
-          <w:bCs/>
-          <w:w w:val="80"/>
-          <w:lang w:val="es-AR"/>
-        </w:rPr>
-        <w:t>Plaza</w:t>
-      </w:r>
-    </w:p>
-    <w:p>
-      <w:pPr>
-        <w:pStyle w:val="Prrafodelista"/>
-        <w:numPr>
-          <w:ilvl w:val="0"/>
-          <w:numId w:val="3"/>
-        </w:numPr>
-        <w:spacing w:before="47"/>
-        <w:rPr>
-          <w:b/>
-          <w:bCs/>
-          <w:w w:val="80"/>
-          <w:lang w:val="es-AR"/>
-        </w:rPr>
-      </w:pPr>
-      <w:r>
-        <w:rPr>
-          <w:b/>
-          <w:bCs/>
-          <w:w w:val="80"/>
-          <w:lang w:val="es-AR"/>
-        </w:rPr>
-        <w:t>Cancha de paddle</w:t>
+        <w:t xml:space="preserve"> de un miembro)</w:t>
       </w:r>
     </w:p>
     <w:p>
@@ -1029,7 +950,7 @@
 </file>
 
 <file path=word/numbering.xml><?xml version="1.0" encoding="utf-8"?>
-<w:numbering xmlns:wpc="http://schemas.microsoft.com/office/word/2010/wordprocessingCanvas" xmlns:cx="http://schemas.microsoft.com/office/drawing/2014/chartex" xmlns:cx1="http://schemas.microsoft.com/office/drawing/2015/9/8/chartex" xmlns:cx2="http://schemas.microsoft.com/office/drawing/2015/10/21/chartex" xmlns:cx3="http://schemas.microsoft.com/office/drawing/2016/5/9/chartex" xmlns:cx4="http://schemas.microsoft.com/office/drawing/2016/5/10/chartex" xmlns:cx5="http://schemas.microsoft.com/office/drawing/2016/5/11/chartex" xmlns:cx6="http://schemas.microsoft.com/office/drawing/2016/5/12/chartex" xmlns:cx7="http://schemas.microsoft.com/office/drawing/2016/5/13/chartex" xmlns:cx8="http://schemas.microsoft.com/office/drawing/2016/5/14/chartex" xmlns:mc="http://schemas.openxmlformats.org/markup-compatibility/2006" xmlns:aink="http://schemas.microsoft.com/office/drawing/2016/ink" xmlns:am3d="http://schemas.microsoft.com/office/drawing/2017/model3d" xmlns:o="urn:schemas-microsoft-com:office:office" xmlns:r="http://schemas.openxmlformats.org/officeDocument/2006/relationships" xmlns:m="http://schemas.openxmlformats.org/officeDocument/2006/math" xmlns:v="urn:schemas-microsoft-com:vml" xmlns:wp14="http://schemas.microsoft.com/office/word/2010/wordprocessingDrawing" xmlns:wp="http://schemas.openxmlformats.org/drawingml/2006/wordprocessingDrawing" xmlns:w10="urn:schemas-microsoft-com:office:word" xmlns:w="http://schemas.openxmlformats.org/wordprocessingml/2006/main" xmlns:w14="http://schemas.microsoft.com/office/word/2010/wordml" xmlns:w15="http://schemas.microsoft.com/office/word/2012/wordml" xmlns:w16cex="http://schemas.microsoft.com/office/word/2018/wordml/cex" xmlns:w16cid="http://schemas.microsoft.com/office/word/2016/wordml/cid" xmlns:w16="http://schemas.microsoft.com/office/word/2018/wordml" xmlns:w16sdtdh="http://schemas.microsoft.com/office/word/2020/wordml/sdtdatahash" xmlns:w16se="http://schemas.microsoft.com/office/word/2015/wordml/symex" xmlns:wpg="http://schemas.microsoft.com/office/word/2010/wordprocessingGroup" xmlns:wpi="http://schemas.microsoft.com/office/word/2010/wordprocessingInk" xmlns:wne="http://schemas.microsoft.com/office/word/2006/wordml" xmlns:wps="http://schemas.microsoft.com/office/word/2010/wordprocessingShape" mc:Ignorable="w14 w15 w16se w16cid w16 w16cex w16sdtdh wp14">
+<w:numbering xmlns:wpc="http://schemas.microsoft.com/office/word/2010/wordprocessingCanvas" xmlns:cx="http://schemas.microsoft.com/office/drawing/2014/chartex" xmlns:cx1="http://schemas.microsoft.com/office/drawing/2015/9/8/chartex" xmlns:cx2="http://schemas.microsoft.com/office/drawing/2015/10/21/chartex" xmlns:cx3="http://schemas.microsoft.com/office/drawing/2016/5/9/chartex" xmlns:cx4="http://schemas.microsoft.com/office/drawing/2016/5/10/chartex" xmlns:cx5="http://schemas.microsoft.com/office/drawing/2016/5/11/chartex" xmlns:cx6="http://schemas.microsoft.com/office/drawing/2016/5/12/chartex" xmlns:cx7="http://schemas.microsoft.com/office/drawing/2016/5/13/chartex" xmlns:cx8="http://schemas.microsoft.com/office/drawing/2016/5/14/chartex" xmlns:mc="http://schemas.openxmlformats.org/markup-compatibility/2006" xmlns:aink="http://schemas.microsoft.com/office/drawing/2016/ink" xmlns:am3d="http://schemas.microsoft.com/office/drawing/2017/model3d" xmlns:o="urn:schemas-microsoft-com:office:office" xmlns:oel="http://schemas.microsoft.com/office/2019/extlst" xmlns:r="http://schemas.openxmlformats.org/officeDocument/2006/relationships" xmlns:m="http://schemas.openxmlformats.org/officeDocument/2006/math" xmlns:v="urn:schemas-microsoft-com:vml" xmlns:wp14="http://schemas.microsoft.com/office/word/2010/wordprocessingDrawing" xmlns:wp="http://schemas.openxmlformats.org/drawingml/2006/wordprocessingDrawing" xmlns:w10="urn:schemas-microsoft-com:office:word" xmlns:w="http://schemas.openxmlformats.org/wordprocessingml/2006/main" xmlns:w14="http://schemas.microsoft.com/office/word/2010/wordml" xmlns:w15="http://schemas.microsoft.com/office/word/2012/wordml" xmlns:w16cex="http://schemas.microsoft.com/office/word/2018/wordml/cex" xmlns:w16cid="http://schemas.microsoft.com/office/word/2016/wordml/cid" xmlns:w16="http://schemas.microsoft.com/office/word/2018/wordml" xmlns:w16du="http://schemas.microsoft.com/office/word/2023/wordml/word16du" xmlns:w16sdtdh="http://schemas.microsoft.com/office/word/2020/wordml/sdtdatahash" xmlns:w16sdtfl="http://schemas.microsoft.com/office/word/2024/wordml/sdtformatlock" xmlns:w16se="http://schemas.microsoft.com/office/word/2015/wordml/symex" xmlns:wpg="http://schemas.microsoft.com/office/word/2010/wordprocessingGroup" xmlns:wpi="http://schemas.microsoft.com/office/word/2010/wordprocessingInk" xmlns:wne="http://schemas.microsoft.com/office/word/2006/wordml" xmlns:wps="http://schemas.microsoft.com/office/word/2010/wordprocessingShape" mc:Ignorable="w14 w15 w16se w16cid w16 w16cex w16sdtdh w16sdtfl w16du wp14">
   <w:abstractNum w:abstractNumId="0" w15:restartNumberingAfterBreak="0">
     <w:nsid w:val="27896800"/>
     <w:multiLevelType w:val="hybridMultilevel"/>
@@ -1411,23 +1332,23 @@
       </w:pPr>
     </w:lvl>
   </w:abstractNum>
-  <w:num w:numId="1">
+  <w:num w:numId="1" w16cid:durableId="220868256">
     <w:abstractNumId w:val="1"/>
   </w:num>
-  <w:num w:numId="2">
+  <w:num w:numId="2" w16cid:durableId="1845124156">
     <w:abstractNumId w:val="2"/>
   </w:num>
-  <w:num w:numId="3">
+  <w:num w:numId="3" w16cid:durableId="864559129">
     <w:abstractNumId w:val="3"/>
   </w:num>
-  <w:num w:numId="4">
+  <w:num w:numId="4" w16cid:durableId="1871601995">
     <w:abstractNumId w:val="0"/>
   </w:num>
 </w:numbering>
 </file>
 
 <file path=word/styles.xml><?xml version="1.0" encoding="utf-8"?>
-<w:styles xmlns:mc="http://schemas.openxmlformats.org/markup-compatibility/2006" xmlns:r="http://schemas.openxmlformats.org/officeDocument/2006/relationships" xmlns:w="http://schemas.openxmlformats.org/wordprocessingml/2006/main" xmlns:w14="http://schemas.microsoft.com/office/word/2010/wordml" xmlns:w15="http://schemas.microsoft.com/office/word/2012/wordml" xmlns:w16cex="http://schemas.microsoft.com/office/word/2018/wordml/cex" xmlns:w16cid="http://schemas.microsoft.com/office/word/2016/wordml/cid" xmlns:w16="http://schemas.microsoft.com/office/word/2018/wordml" xmlns:w16sdtdh="http://schemas.microsoft.com/office/word/2020/wordml/sdtdatahash" xmlns:w16se="http://schemas.microsoft.com/office/word/2015/wordml/symex" mc:Ignorable="w14 w15 w16se w16cid w16 w16cex w16sdtdh">
+<w:styles xmlns:mc="http://schemas.openxmlformats.org/markup-compatibility/2006" xmlns:r="http://schemas.openxmlformats.org/officeDocument/2006/relationships" xmlns:w="http://schemas.openxmlformats.org/wordprocessingml/2006/main" xmlns:w14="http://schemas.microsoft.com/office/word/2010/wordml" xmlns:w15="http://schemas.microsoft.com/office/word/2012/wordml" xmlns:w16cex="http://schemas.microsoft.com/office/word/2018/wordml/cex" xmlns:w16cid="http://schemas.microsoft.com/office/word/2016/wordml/cid" xmlns:w16="http://schemas.microsoft.com/office/word/2018/wordml" xmlns:w16du="http://schemas.microsoft.com/office/word/2023/wordml/word16du" xmlns:w16sdtdh="http://schemas.microsoft.com/office/word/2020/wordml/sdtdatahash" xmlns:w16sdtfl="http://schemas.microsoft.com/office/word/2024/wordml/sdtformatlock" xmlns:w16se="http://schemas.microsoft.com/office/word/2015/wordml/symex" mc:Ignorable="w14 w15 w16se w16cid w16 w16cex w16sdtdh w16sdtfl w16du">
   <w:docDefaults>
     <w:rPrDefault>
       <w:rPr>
